--- a/application_docs/Word_docs/Rode_Banff_MMind_Proposal_3-15-26.docx
+++ b/application_docs/Word_docs/Rode_Banff_MMind_Proposal_3-15-26.docx
@@ -163,7 +163,33 @@
           <w:sz w:val="20"/>
           <w:szCs w:val="20"/>
         </w:rPr>
-        <w:t>. A working prototype of this single-voice monologue is included in the portfolio (with a video recording for reviewers without an API key).</w:t>
+        <w:t>. A working prototype of this single-voice monologue is included in the portfolio (with a video recording for reviewers without an API key</w:t>
+      </w:r>
+      <w:r>
+        <w:rPr>
+          <w:sz w:val="20"/>
+          <w:szCs w:val="20"/>
+        </w:rPr>
+        <w:t xml:space="preserve">: </w:t>
+      </w:r>
+      <w:hyperlink r:id="rId5" w:history="1">
+        <w:r>
+          <w:rPr>
+            <w:rStyle w:val="Hyperlink"/>
+            <w:b/>
+            <w:bCs/>
+            <w:sz w:val="20"/>
+            <w:szCs w:val="20"/>
+          </w:rPr>
+          <w:t>https://youtu.be/-DCPQpnhN_s</w:t>
+        </w:r>
+      </w:hyperlink>
+      <w:r>
+        <w:rPr>
+          <w:sz w:val="20"/>
+          <w:szCs w:val="20"/>
+        </w:rPr>
+        <w:t>).</w:t>
       </w:r>
     </w:p>
     <w:p>
@@ -1564,6 +1590,18 @@
     <w:rPr>
       <w:rFonts w:ascii="Consolas" w:hAnsi="Consolas"/>
       <w:sz w:val="22"/>
+    </w:rPr>
+  </w:style>
+  <w:style w:type="character" w:styleId="UnresolvedMention">
+    <w:name w:val="Unresolved Mention"/>
+    <w:basedOn w:val="DefaultParagraphFont"/>
+    <w:uiPriority w:val="99"/>
+    <w:semiHidden/>
+    <w:unhideWhenUsed/>
+    <w:rsid w:val="00FC6688"/>
+    <w:rPr>
+      <w:color w:val="605E5C"/>
+      <w:shd w:val="clear" w:color="auto" w:fill="E1DFDD"/>
     </w:rPr>
   </w:style>
 </w:styles>
